--- a/オフィス移転_EARTH昭和町ビル/output/02_退去通知書_セリーヌライフ宛.docx
+++ b/オフィス移転_EARTH昭和町ビル/output/02_退去通知書_セリーヌライフ宛.docx
@@ -597,7 +597,7 @@
           <w:sz w:val="21"/>
           <w:szCs w:val="21"/>
         </w:rPr>
-        <w:t xml:space="preserve">2階の使用開始日、使用区画、分担額（月額53,066円・税込）、運営デポジット等の条件は、同意書の定めによります。使用開始日までは、引き続き1階の使用区画をご利用ください。</w:t>
+        <w:t xml:space="preserve">2階の使用開始日、使用区画、分担額（4枠計算で貴社1枠・月額39,800円・税込）、運営デポジット（79,600円）等の条件は、同意書の定めによります。使用開始日までは、引き続き1階の使用区画をご利用ください。</w:t>
       </w:r>
     </w:p>
     <w:p>

--- a/オフィス移転_EARTH昭和町ビル/output/02_退去通知書_セリーヌライフ宛.docx
+++ b/オフィス移転_EARTH昭和町ビル/output/02_退去通知書_セリーヌライフ宛.docx
@@ -597,7 +597,7 @@
           <w:sz w:val="21"/>
           <w:szCs w:val="21"/>
         </w:rPr>
-        <w:t xml:space="preserve">2階の使用開始日、使用区画、分担額（4枠計算で貴社1枠・月額39,800円・税込）、運営デポジット（79,600円）等の条件は、同意書の定めによります。使用開始日までは、引き続き1階の使用区画をご利用ください。</w:t>
+        <w:t xml:space="preserve">2階の使用開始日、使用区画、分担額（4枠計算で貴社1枠・月額39,800円・税込）等の条件は、同意書の定めによります。2階については運営デポジットの預託はありません。使用開始日までは、引き続き1階の使用区画をご利用ください。</w:t>
       </w:r>
     </w:p>
     <w:p>
